--- a/wisuda.docx
+++ b/wisuda.docx
@@ -1400,161 +1400,13 @@
           </w:p>
         </w:tc>
       </w:tr>
-      <w:tr>
-        <w:tc>
-          <w:tcPr>
-            <w:tcW w:w="0" w:type="auto"/>
-          </w:tcPr>
-          <w:p>
-            <w:pPr>
-              <w:jc w:val="both"/>
-            </w:pPr>
-            <w:bookmarkStart w:id="0" w:name="_GoBack"/>
-            <w:bookmarkEnd w:id="0"/>
-            <w:r>
-              <w:rPr>
-                <w:rFonts w:hint="eastAsia"/>
-              </w:rPr>
-              <w:t>MUHAMMAD FAKHRI</w:t>
-            </w:r>
-          </w:p>
-        </w:tc>
-        <w:tc>
-          <w:tcPr>
-            <w:tcW w:w="0" w:type="auto"/>
-          </w:tcPr>
-          <w:p>
-            <w:pPr>
-              <w:jc w:val="both"/>
-            </w:pPr>
-            <w:r>
-              <w:t>Madrasah</w:t>
-            </w:r>
-          </w:p>
-        </w:tc>
-        <w:tc>
-          <w:tcPr>
-            <w:tcW w:w="0" w:type="auto"/>
-          </w:tcPr>
-          <w:p>
-            <w:pPr>
-              <w:jc w:val="both"/>
-            </w:pPr>
-            <w:r>
-              <w:t>Belum</w:t>
-            </w:r>
-          </w:p>
-        </w:tc>
-        <w:tc>
-          <w:tcPr>
-            <w:tcW w:w="0" w:type="auto"/>
-          </w:tcPr>
-          <w:p>
-            <w:pPr>
-              <w:jc w:val="both"/>
-            </w:pPr>
-          </w:p>
-        </w:tc>
-        <w:tc>
-          <w:tcPr>
-            <w:tcW w:w="0" w:type="auto"/>
-          </w:tcPr>
-          <w:p>
-            <w:pPr>
-              <w:jc w:val="both"/>
-            </w:pPr>
-          </w:p>
-        </w:tc>
-        <w:tc>
-          <w:tcPr>
-            <w:tcW w:w="0" w:type="auto"/>
-          </w:tcPr>
-          <w:p>
-            <w:pPr>
-              <w:jc w:val="both"/>
-            </w:pPr>
-          </w:p>
-        </w:tc>
-      </w:tr>
-      <w:tr>
-        <w:tc>
-          <w:tcPr>
-            <w:tcW w:w="0" w:type="auto"/>
-          </w:tcPr>
-          <w:p>
-            <w:pPr>
-              <w:jc w:val="both"/>
-            </w:pPr>
-            <w:r>
-              <w:rPr>
-                <w:rFonts w:hint="eastAsia"/>
-              </w:rPr>
-              <w:t>SEKAR ARUM WIJAYANTI</w:t>
-            </w:r>
-          </w:p>
-        </w:tc>
-        <w:tc>
-          <w:tcPr>
-            <w:tcW w:w="0" w:type="auto"/>
-          </w:tcPr>
-          <w:p>
-            <w:pPr>
-              <w:jc w:val="both"/>
-            </w:pPr>
-            <w:r>
-              <w:t>Madrasah</w:t>
-            </w:r>
-          </w:p>
-        </w:tc>
-        <w:tc>
-          <w:tcPr>
-            <w:tcW w:w="0" w:type="auto"/>
-          </w:tcPr>
-          <w:p>
-            <w:pPr>
-              <w:jc w:val="both"/>
-            </w:pPr>
-            <w:r>
-              <w:t>Belum</w:t>
-            </w:r>
-          </w:p>
-        </w:tc>
-        <w:tc>
-          <w:tcPr>
-            <w:tcW w:w="0" w:type="auto"/>
-          </w:tcPr>
-          <w:p>
-            <w:pPr>
-              <w:jc w:val="both"/>
-            </w:pPr>
-          </w:p>
-        </w:tc>
-        <w:tc>
-          <w:tcPr>
-            <w:tcW w:w="0" w:type="auto"/>
-          </w:tcPr>
-          <w:p>
-            <w:pPr>
-              <w:jc w:val="both"/>
-            </w:pPr>
-          </w:p>
-        </w:tc>
-        <w:tc>
-          <w:tcPr>
-            <w:tcW w:w="0" w:type="auto"/>
-          </w:tcPr>
-          <w:p>
-            <w:pPr>
-              <w:jc w:val="both"/>
-            </w:pPr>
-          </w:p>
-        </w:tc>
-      </w:tr>
     </w:tbl>
     <w:p>
       <w:pPr>
         <w:jc w:val="both"/>
       </w:pPr>
+      <w:bookmarkStart w:id="0" w:name="_GoBack"/>
+      <w:bookmarkEnd w:id="0"/>
     </w:p>
     <w:sectPr>
       <w:footerReference w:type="default" r:id="rId6"/>
